--- a/docs/entregables/02_requerimientos.docx
+++ b/docs/entregables/02_requerimientos.docx
@@ -1332,7 +1332,7 @@
         </w:r>
         <w:r>
           <w:rPr/>
-          <w:t xml:space="preserve">5</w:t>
+          <w:t xml:space="preserve">6</w:t>
         </w:r>
       </w:hyperlink>
     </w:p>
@@ -1840,7 +1840,7 @@
         </w:r>
         <w:r>
           <w:rPr/>
-          <w:t xml:space="preserve">5</w:t>
+          <w:t xml:space="preserve">6</w:t>
         </w:r>
       </w:hyperlink>
     </w:p>
@@ -2128,7 +2128,7 @@
     </w:p>
     <w:p>
       <w:r>
-        <w:t>El libro distingue el relevamiento (descubrir qué se necesita) del análisis (ordenarlo, priorizarlo y dejarlo verificable). Aquí se aplica esa separación: cada requerimiento tiene un identificador, una prioridad, un criterio de verificación y su estado (Pantaleo y Rinaudo, caps. 10 y 11).</w:t>
+        <w:t>El libro distingue el relevamiento (descubrir qué se necesita) del análisis (ordenarlo, priorizarlo y dejarlo verificable) (Pantaleo y Rinaudo, 10.2 y cap. 11). Aquí se aplica esa separación: cada requerimiento tiene un identificador, una prioridad, un criterio de verificación y su estado. La forma de verificar cada requerimiento sigue el cap. 12, y el diagrama de casos de uso se inspira en la sección 9.3, en notación simplificada.</w:t>
       </w:r>
     </w:p>
     <w:p>
@@ -3141,16 +3141,7 @@
               <w:rPr>
                 <w:sz w:val="19"/>
               </w:rPr>
-              <w:t xml:space="preserve">Etiquetar la familia candidata de cada alerta con reglas de sobre propias en SOAR-DETECT. </w:t>
-            </w:r>
-            <w:r>
-              <w:rPr>
-                <w:b/>
-                <w:color w:val="7A4A00"/>
-                <w:sz w:val="19"/>
-                <w:highlight w:val="yellow"/>
-              </w:rPr>
-              <w:t>[POR CONFIRMAR: ubicación y contenido de las 15 reglas de sobre — preguntar a Nicolás]</w:t>
+              <w:t>Etiquetar la familia candidata de cada alerta con reglas de sobre propias en SOAR-DETECT</w:t>
             </w:r>
           </w:p>
         </w:tc>
@@ -3187,7 +3178,13 @@
                 <w:rFonts w:ascii="Segoe UI Emoji" w:hAnsi="Segoe UI Emoji"/>
                 <w:sz w:val="19"/>
               </w:rPr>
-              <w:t>❓</w:t>
+              <w:t>🟡</w:t>
+            </w:r>
+            <w:r>
+              <w:rPr>
+                <w:sz w:val="19"/>
+              </w:rPr>
+              <w:t xml:space="preserve"> PR #8 abierto: 15 reglas (100101 a 100115), instaladas según su descripción</w:t>
             </w:r>
           </w:p>
         </w:tc>
@@ -4474,7 +4471,7 @@
               <w:rPr>
                 <w:sz w:val="19"/>
               </w:rPr>
-              <w:t>Nivel 2: ejecutar y avisar de inmediato por Telegram al equipo. Abrir un plazo de revisión de 2 días. Al vencer, enviar un recordatorio diario hasta que un integrante revierta o cierre la acción. Nunca revertir solo (D-33)</w:t>
+              <w:t>Nivel 2: ejecutar y avisar de inmediato por Telegram al equipo. Abrir un plazo de revisión de 2 días. Al vencer, enviar un recordatorio diario; la acción sigue vigente hasta que un integrante la revierta. Nunca revertir solo (D-33)</w:t>
             </w:r>
           </w:p>
         </w:tc>
@@ -5891,7 +5888,20 @@
               <w:rPr>
                 <w:sz w:val="19"/>
               </w:rPr>
-              <w:t xml:space="preserve"> chequeo 5 en el código; </w:t>
+              <w:t xml:space="preserve"> rechazo por tope o cortacircuito abierto (chequeo 5); </w:t>
+            </w:r>
+            <w:r>
+              <w:rPr>
+                <w:rFonts w:ascii="Segoe UI Emoji" w:hAnsi="Segoe UI Emoji"/>
+                <w:sz w:val="19"/>
+              </w:rPr>
+              <w:t>⏳</w:t>
+            </w:r>
+            <w:r>
+              <w:rPr>
+                <w:sz w:val="19"/>
+              </w:rPr>
+              <w:t xml:space="preserve"> apertura automática; </w:t>
             </w:r>
             <w:r>
               <w:rPr>
@@ -6688,7 +6698,7 @@
               <w:rPr>
                 <w:sz w:val="19"/>
               </w:rPr>
-              <w:t>Exposición mínima de red: sólo 1514 y 443 públicos; administración por NetBird; la base sin puertos publicados</w:t>
+              <w:t>Exposición mínima de red: 1514 y 443 públicos; API de Wazuh, Indexer y Dashboard sólo por NetBird; SSH sólo con llave; la base sin puertos publicados</w:t>
             </w:r>
           </w:p>
         </w:tc>
@@ -8075,7 +8085,16 @@
     </w:p>
     <w:p>
       <w:r>
-        <w:t>La Ley 21.663 obliga a los operadores de importancia vital a registrar las acciones de su sistema de gestión de seguridad. El documento no afirma que la farmacia esté obligada por esa ley. El artículo 4 incluye la salud entre los servicios esenciales, pero no menciona a las farmacias.</w:t>
+        <w:t xml:space="preserve">La Ley 21.663 obliga a los operadores de importancia vital a llevar un registro de las acciones de su sistema de gestión de seguridad, según el reglamento </w:t>
+      </w:r>
+      <w:r>
+        <w:rPr>
+          <w:rFonts w:ascii="Segoe UI Emoji" w:hAnsi="Segoe UI Emoji"/>
+        </w:rPr>
+        <w:t>🟡</w:t>
+      </w:r>
+      <w:r>
+        <w:t>. El documento no afirma que la farmacia esté obligada por esa ley. El artículo 4 incluye la salud entre los servicios esenciales, pero no menciona a las farmacias.</w:t>
       </w:r>
     </w:p>
     <w:p>
@@ -9904,9 +9923,9 @@
         <w:tblLayout w:type="fixed"/>
       </w:tblPr>
       <w:tblGrid>
-        <w:gridCol w:w="2645"/>
-        <w:gridCol w:w="2645"/>
-        <w:gridCol w:w="4115"/>
+        <w:gridCol w:w="3888"/>
+        <w:gridCol w:w="1630"/>
+        <w:gridCol w:w="3888"/>
       </w:tblGrid>
       <w:tr>
         <w:trPr>
@@ -9915,7 +9934,7 @@
         </w:trPr>
         <w:tc>
           <w:tcPr>
-            <w:tcW w:type="dxa" w:w="2645"/>
+            <w:tcW w:type="dxa" w:w="3888"/>
             <w:vAlign w:val="center"/>
             <w:shd w:val="clear" w:color="auto" w:fill="1F3A5F"/>
           </w:tcPr>
@@ -9952,7 +9971,7 @@
         </w:tc>
         <w:tc>
           <w:tcPr>
-            <w:tcW w:type="dxa" w:w="2645"/>
+            <w:tcW w:type="dxa" w:w="1630"/>
             <w:vAlign w:val="center"/>
             <w:shd w:val="clear" w:color="auto" w:fill="1F3A5F"/>
           </w:tcPr>
@@ -9972,7 +9991,7 @@
         </w:tc>
         <w:tc>
           <w:tcPr>
-            <w:tcW w:type="dxa" w:w="4115"/>
+            <w:tcW w:type="dxa" w:w="3888"/>
             <w:vAlign w:val="center"/>
             <w:shd w:val="clear" w:color="auto" w:fill="1F3A5F"/>
           </w:tcPr>
@@ -9997,7 +10016,7 @@
         </w:trPr>
         <w:tc>
           <w:tcPr>
-            <w:tcW w:type="dxa" w:w="2645"/>
+            <w:tcW w:type="dxa" w:w="3888"/>
             <w:vAlign w:val="top"/>
           </w:tcPr>
           <w:p>
@@ -10016,7 +10035,7 @@
         </w:tc>
         <w:tc>
           <w:tcPr>
-            <w:tcW w:type="dxa" w:w="2645"/>
+            <w:tcW w:type="dxa" w:w="1630"/>
             <w:vAlign w:val="top"/>
           </w:tcPr>
           <w:p>
@@ -10033,7 +10052,7 @@
         </w:tc>
         <w:tc>
           <w:tcPr>
-            <w:tcW w:type="dxa" w:w="4115"/>
+            <w:tcW w:type="dxa" w:w="3888"/>
             <w:vAlign w:val="top"/>
           </w:tcPr>
           <w:p>
@@ -10055,7 +10074,7 @@
         </w:trPr>
         <w:tc>
           <w:tcPr>
-            <w:tcW w:type="dxa" w:w="2645"/>
+            <w:tcW w:type="dxa" w:w="3888"/>
             <w:vAlign w:val="top"/>
             <w:shd w:val="clear" w:color="auto" w:fill="F3F6FA"/>
           </w:tcPr>
@@ -10075,7 +10094,7 @@
         </w:tc>
         <w:tc>
           <w:tcPr>
-            <w:tcW w:type="dxa" w:w="2645"/>
+            <w:tcW w:type="dxa" w:w="1630"/>
             <w:vAlign w:val="top"/>
             <w:shd w:val="clear" w:color="auto" w:fill="F3F6FA"/>
           </w:tcPr>
@@ -10093,7 +10112,7 @@
         </w:tc>
         <w:tc>
           <w:tcPr>
-            <w:tcW w:type="dxa" w:w="4115"/>
+            <w:tcW w:type="dxa" w:w="3888"/>
             <w:vAlign w:val="top"/>
             <w:shd w:val="clear" w:color="auto" w:fill="F3F6FA"/>
           </w:tcPr>
@@ -10116,7 +10135,7 @@
         </w:trPr>
         <w:tc>
           <w:tcPr>
-            <w:tcW w:type="dxa" w:w="2645"/>
+            <w:tcW w:type="dxa" w:w="3888"/>
             <w:vAlign w:val="top"/>
           </w:tcPr>
           <w:p>
@@ -10135,7 +10154,7 @@
         </w:tc>
         <w:tc>
           <w:tcPr>
-            <w:tcW w:type="dxa" w:w="2645"/>
+            <w:tcW w:type="dxa" w:w="1630"/>
             <w:vAlign w:val="top"/>
           </w:tcPr>
           <w:p>
@@ -10152,7 +10171,7 @@
         </w:tc>
         <w:tc>
           <w:tcPr>
-            <w:tcW w:type="dxa" w:w="4115"/>
+            <w:tcW w:type="dxa" w:w="3888"/>
             <w:vAlign w:val="top"/>
           </w:tcPr>
           <w:p>
@@ -10174,7 +10193,7 @@
         </w:trPr>
         <w:tc>
           <w:tcPr>
-            <w:tcW w:type="dxa" w:w="2645"/>
+            <w:tcW w:type="dxa" w:w="3888"/>
             <w:vAlign w:val="top"/>
             <w:shd w:val="clear" w:color="auto" w:fill="F3F6FA"/>
           </w:tcPr>
@@ -10194,7 +10213,7 @@
         </w:tc>
         <w:tc>
           <w:tcPr>
-            <w:tcW w:type="dxa" w:w="2645"/>
+            <w:tcW w:type="dxa" w:w="1630"/>
             <w:vAlign w:val="top"/>
             <w:shd w:val="clear" w:color="auto" w:fill="F3F6FA"/>
           </w:tcPr>
@@ -10212,7 +10231,7 @@
         </w:tc>
         <w:tc>
           <w:tcPr>
-            <w:tcW w:type="dxa" w:w="4115"/>
+            <w:tcW w:type="dxa" w:w="3888"/>
             <w:vAlign w:val="top"/>
             <w:shd w:val="clear" w:color="auto" w:fill="F3F6FA"/>
           </w:tcPr>
@@ -10235,7 +10254,7 @@
         </w:trPr>
         <w:tc>
           <w:tcPr>
-            <w:tcW w:type="dxa" w:w="2645"/>
+            <w:tcW w:type="dxa" w:w="3888"/>
             <w:vAlign w:val="top"/>
           </w:tcPr>
           <w:p>
@@ -10254,7 +10273,7 @@
         </w:tc>
         <w:tc>
           <w:tcPr>
-            <w:tcW w:type="dxa" w:w="2645"/>
+            <w:tcW w:type="dxa" w:w="1630"/>
             <w:vAlign w:val="top"/>
           </w:tcPr>
           <w:p>
@@ -10271,7 +10290,7 @@
         </w:tc>
         <w:tc>
           <w:tcPr>
-            <w:tcW w:type="dxa" w:w="4115"/>
+            <w:tcW w:type="dxa" w:w="3888"/>
             <w:vAlign w:val="top"/>
           </w:tcPr>
           <w:p>
@@ -10293,7 +10312,7 @@
         </w:trPr>
         <w:tc>
           <w:tcPr>
-            <w:tcW w:type="dxa" w:w="2645"/>
+            <w:tcW w:type="dxa" w:w="3888"/>
             <w:vAlign w:val="top"/>
             <w:shd w:val="clear" w:color="auto" w:fill="F3F6FA"/>
           </w:tcPr>
@@ -10313,7 +10332,7 @@
         </w:tc>
         <w:tc>
           <w:tcPr>
-            <w:tcW w:type="dxa" w:w="2645"/>
+            <w:tcW w:type="dxa" w:w="1630"/>
             <w:vAlign w:val="top"/>
             <w:shd w:val="clear" w:color="auto" w:fill="F3F6FA"/>
           </w:tcPr>
@@ -10331,7 +10350,7 @@
         </w:tc>
         <w:tc>
           <w:tcPr>
-            <w:tcW w:type="dxa" w:w="4115"/>
+            <w:tcW w:type="dxa" w:w="3888"/>
             <w:vAlign w:val="top"/>
             <w:shd w:val="clear" w:color="auto" w:fill="F3F6FA"/>
           </w:tcPr>
@@ -10354,7 +10373,7 @@
         </w:trPr>
         <w:tc>
           <w:tcPr>
-            <w:tcW w:type="dxa" w:w="2645"/>
+            <w:tcW w:type="dxa" w:w="3888"/>
             <w:vAlign w:val="top"/>
           </w:tcPr>
           <w:p>
@@ -10373,7 +10392,7 @@
         </w:tc>
         <w:tc>
           <w:tcPr>
-            <w:tcW w:type="dxa" w:w="2645"/>
+            <w:tcW w:type="dxa" w:w="1630"/>
             <w:vAlign w:val="top"/>
           </w:tcPr>
           <w:p>
@@ -10390,7 +10409,7 @@
         </w:tc>
         <w:tc>
           <w:tcPr>
-            <w:tcW w:type="dxa" w:w="4115"/>
+            <w:tcW w:type="dxa" w:w="3888"/>
             <w:vAlign w:val="top"/>
           </w:tcPr>
           <w:p>
@@ -10412,7 +10431,7 @@
         </w:trPr>
         <w:tc>
           <w:tcPr>
-            <w:tcW w:type="dxa" w:w="2645"/>
+            <w:tcW w:type="dxa" w:w="3888"/>
             <w:vAlign w:val="top"/>
             <w:shd w:val="clear" w:color="auto" w:fill="F3F6FA"/>
           </w:tcPr>
@@ -10432,7 +10451,7 @@
         </w:tc>
         <w:tc>
           <w:tcPr>
-            <w:tcW w:type="dxa" w:w="2645"/>
+            <w:tcW w:type="dxa" w:w="1630"/>
             <w:vAlign w:val="top"/>
             <w:shd w:val="clear" w:color="auto" w:fill="F3F6FA"/>
           </w:tcPr>
@@ -10450,7 +10469,7 @@
         </w:tc>
         <w:tc>
           <w:tcPr>
-            <w:tcW w:type="dxa" w:w="4115"/>
+            <w:tcW w:type="dxa" w:w="3888"/>
             <w:vAlign w:val="top"/>
             <w:shd w:val="clear" w:color="auto" w:fill="F3F6FA"/>
           </w:tcPr>
@@ -10473,7 +10492,7 @@
         </w:trPr>
         <w:tc>
           <w:tcPr>
-            <w:tcW w:type="dxa" w:w="2645"/>
+            <w:tcW w:type="dxa" w:w="3888"/>
             <w:vAlign w:val="top"/>
           </w:tcPr>
           <w:p>
@@ -10492,7 +10511,7 @@
         </w:tc>
         <w:tc>
           <w:tcPr>
-            <w:tcW w:type="dxa" w:w="2645"/>
+            <w:tcW w:type="dxa" w:w="1630"/>
             <w:vAlign w:val="top"/>
           </w:tcPr>
           <w:p>
@@ -10509,7 +10528,7 @@
         </w:tc>
         <w:tc>
           <w:tcPr>
-            <w:tcW w:type="dxa" w:w="4115"/>
+            <w:tcW w:type="dxa" w:w="3888"/>
             <w:vAlign w:val="top"/>
           </w:tcPr>
           <w:p>
@@ -11319,6 +11338,26 @@
               </w:rPr>
               <w:t>✅</w:t>
             </w:r>
+            <w:r>
+              <w:rPr>
+                <w:sz w:val="19"/>
+              </w:rPr>
+              <w:t xml:space="preserve">; en Windows falla </w:t>
+            </w:r>
+            <w:r>
+              <w:rPr>
+                <w:rFonts w:ascii="Consolas" w:hAnsi="Consolas"/>
+                <w:sz w:val="16"/>
+                <w:shd w:val="clear" w:color="auto" w:fill="F2F2F2"/>
+              </w:rPr>
+              <w:t>test_servidor_apagado</w:t>
+            </w:r>
+            <w:r>
+              <w:rPr>
+                <w:sz w:val="19"/>
+              </w:rPr>
+              <w:t xml:space="preserve"> (documento 15)</w:t>
+            </w:r>
           </w:p>
         </w:tc>
       </w:tr>
@@ -11527,7 +11566,7 @@
               <w:rPr>
                 <w:sz w:val="19"/>
               </w:rPr>
-              <w:t xml:space="preserve"> capas deterministas; </w:t>
+              <w:t xml:space="preserve"> salidas mal formadas, comandos y desvío contra un activo excluido (INY-03, 04, 07 y 09); </w:t>
             </w:r>
             <w:r>
               <w:rPr>
@@ -11540,7 +11579,7 @@
               <w:rPr>
                 <w:sz w:val="19"/>
               </w:rPr>
-              <w:t xml:space="preserve"> medición contra el modelo</w:t>
+              <w:t xml:space="preserve"> desvío de familia con JSON válido, que sólo se mide contra el modelo</w:t>
             </w:r>
           </w:p>
         </w:tc>

--- a/docs/entregables/02_requerimientos.docx
+++ b/docs/entregables/02_requerimientos.docx
@@ -1257,24 +1257,14 @@
       </w:pPr>
       <w:r>
         <w:fldChar w:fldCharType="begin"/>
-      </w:r>
-      <w:r>
         <w:instrText xml:space="preserve"> TOC \o "1-3" \h \z \u </w:instrText>
-      </w:r>
-      <w:r>
         <w:fldChar w:fldCharType="separate"/>
       </w:r>
       <w:hyperlink w:anchor="_Toc0001" w:history="1">
         <w:r>
           <w:rPr/>
           <w:t xml:space="preserve">1. Propósito y alcance</w:t>
-        </w:r>
-        <w:r>
-          <w:rPr/>
           <w:tab/>
-        </w:r>
-        <w:r>
-          <w:rPr/>
           <w:t xml:space="preserve">5</w:t>
         </w:r>
       </w:hyperlink>
@@ -1287,13 +1277,7 @@
         <w:r>
           <w:rPr/>
           <w:t xml:space="preserve">1.1 Cómo se relevaron los requerimientos</w:t>
-        </w:r>
-        <w:r>
-          <w:rPr/>
           <w:tab/>
-        </w:r>
-        <w:r>
-          <w:rPr/>
           <w:t xml:space="preserve">5</w:t>
         </w:r>
       </w:hyperlink>
@@ -1306,13 +1290,7 @@
         <w:r>
           <w:rPr/>
           <w:t xml:space="preserve">1.2 Convenciones</w:t>
-        </w:r>
-        <w:r>
-          <w:rPr/>
           <w:tab/>
-        </w:r>
-        <w:r>
-          <w:rPr/>
           <w:t xml:space="preserve">5</w:t>
         </w:r>
       </w:hyperlink>
@@ -1325,13 +1303,7 @@
         <w:r>
           <w:rPr/>
           <w:t xml:space="preserve">2. Actores</w:t>
-        </w:r>
-        <w:r>
-          <w:rPr/>
           <w:tab/>
-        </w:r>
-        <w:r>
-          <w:rPr/>
           <w:t xml:space="preserve">6</w:t>
         </w:r>
       </w:hyperlink>
@@ -1344,13 +1316,7 @@
         <w:r>
           <w:rPr/>
           <w:t xml:space="preserve">3. Requerimientos funcionales</w:t>
-        </w:r>
-        <w:r>
-          <w:rPr/>
           <w:tab/>
-        </w:r>
-        <w:r>
-          <w:rPr/>
           <w:t xml:space="preserve">6</w:t>
         </w:r>
       </w:hyperlink>
@@ -1363,13 +1329,7 @@
         <w:r>
           <w:rPr/>
           <w:t xml:space="preserve">3.1 Recolección y detección</w:t>
-        </w:r>
-        <w:r>
-          <w:rPr/>
           <w:tab/>
-        </w:r>
-        <w:r>
-          <w:rPr/>
           <w:t xml:space="preserve">6</w:t>
         </w:r>
       </w:hyperlink>
@@ -1382,13 +1342,7 @@
         <w:r>
           <w:rPr/>
           <w:t xml:space="preserve">3.2 Decisión y validación</w:t>
-        </w:r>
-        <w:r>
-          <w:rPr/>
           <w:tab/>
-        </w:r>
-        <w:r>
-          <w:rPr/>
           <w:t xml:space="preserve">6</w:t>
         </w:r>
       </w:hyperlink>
@@ -1401,13 +1355,7 @@
         <w:r>
           <w:rPr/>
           <w:t xml:space="preserve">3.3 Ejecución y niveles de autonomía</w:t>
-        </w:r>
-        <w:r>
-          <w:rPr/>
           <w:tab/>
-        </w:r>
-        <w:r>
-          <w:rPr/>
           <w:t xml:space="preserve">7</w:t>
         </w:r>
       </w:hyperlink>
@@ -1420,13 +1368,7 @@
         <w:r>
           <w:rPr/>
           <w:t xml:space="preserve">3.4 Notificación y consola</w:t>
-        </w:r>
-        <w:r>
-          <w:rPr/>
           <w:tab/>
-        </w:r>
-        <w:r>
-          <w:rPr/>
           <w:t xml:space="preserve">7</w:t>
         </w:r>
       </w:hyperlink>
@@ -1439,13 +1381,7 @@
         <w:r>
           <w:rPr/>
           <w:t xml:space="preserve">3.5 Persistencia e inquilinos</w:t>
-        </w:r>
-        <w:r>
-          <w:rPr/>
           <w:tab/>
-        </w:r>
-        <w:r>
-          <w:rPr/>
           <w:t xml:space="preserve">8</w:t>
         </w:r>
       </w:hyperlink>
@@ -1458,13 +1394,7 @@
         <w:r>
           <w:rPr/>
           <w:t xml:space="preserve">4. Requerimientos no funcionales</w:t>
-        </w:r>
-        <w:r>
-          <w:rPr/>
           <w:tab/>
-        </w:r>
-        <w:r>
-          <w:rPr/>
           <w:t xml:space="preserve">8</w:t>
         </w:r>
       </w:hyperlink>
@@ -1477,13 +1407,7 @@
         <w:r>
           <w:rPr/>
           <w:t xml:space="preserve">5. Requerimientos legales</w:t>
-        </w:r>
-        <w:r>
-          <w:rPr/>
           <w:tab/>
-        </w:r>
-        <w:r>
-          <w:rPr/>
           <w:t xml:space="preserve">9</w:t>
         </w:r>
       </w:hyperlink>
@@ -1496,13 +1420,7 @@
         <w:r>
           <w:rPr/>
           <w:t xml:space="preserve">6. Restricciones de diseño</w:t>
-        </w:r>
-        <w:r>
-          <w:rPr/>
           <w:tab/>
-        </w:r>
-        <w:r>
-          <w:rPr/>
           <w:t xml:space="preserve">10</w:t>
         </w:r>
       </w:hyperlink>
@@ -1515,13 +1433,7 @@
         <w:r>
           <w:rPr/>
           <w:t xml:space="preserve">7. Casos de uso del sistema</w:t>
-        </w:r>
-        <w:r>
-          <w:rPr/>
           <w:tab/>
-        </w:r>
-        <w:r>
-          <w:rPr/>
           <w:t xml:space="preserve">11</w:t>
         </w:r>
       </w:hyperlink>
@@ -1534,13 +1446,7 @@
         <w:r>
           <w:rPr/>
           <w:t xml:space="preserve">7.1 Escenarios por arquetipo de equipo</w:t>
-        </w:r>
-        <w:r>
-          <w:rPr/>
           <w:tab/>
-        </w:r>
-        <w:r>
-          <w:rPr/>
           <w:t xml:space="preserve">12</w:t>
         </w:r>
       </w:hyperlink>
@@ -1553,13 +1459,7 @@
         <w:r>
           <w:rPr/>
           <w:t xml:space="preserve">8. Estados</w:t>
-        </w:r>
-        <w:r>
-          <w:rPr/>
           <w:tab/>
-        </w:r>
-        <w:r>
-          <w:rPr/>
           <w:t xml:space="preserve">13</w:t>
         </w:r>
       </w:hyperlink>
@@ -1572,13 +1472,7 @@
         <w:r>
           <w:rPr/>
           <w:t xml:space="preserve">8.1 Estados del ticket</w:t>
-        </w:r>
-        <w:r>
-          <w:rPr/>
           <w:tab/>
-        </w:r>
-        <w:r>
-          <w:rPr/>
           <w:t xml:space="preserve">13</w:t>
         </w:r>
       </w:hyperlink>
@@ -1591,13 +1485,7 @@
         <w:r>
           <w:rPr/>
           <w:t xml:space="preserve">8.2 Estados del cortacircuito</w:t>
-        </w:r>
-        <w:r>
-          <w:rPr/>
           <w:tab/>
-        </w:r>
-        <w:r>
-          <w:rPr/>
           <w:t xml:space="preserve">14</w:t>
         </w:r>
       </w:hyperlink>
@@ -1610,13 +1498,7 @@
         <w:r>
           <w:rPr/>
           <w:t xml:space="preserve">9. Priorización</w:t>
-        </w:r>
-        <w:r>
-          <w:rPr/>
           <w:tab/>
-        </w:r>
-        <w:r>
-          <w:rPr/>
           <w:t xml:space="preserve">14</w:t>
         </w:r>
       </w:hyperlink>
@@ -1629,13 +1511,7 @@
         <w:r>
           <w:rPr/>
           <w:t xml:space="preserve">9.1 Criterios de aceptación del servicio</w:t>
-        </w:r>
-        <w:r>
-          <w:rPr/>
           <w:tab/>
-        </w:r>
-        <w:r>
-          <w:rPr/>
           <w:t xml:space="preserve">15</w:t>
         </w:r>
       </w:hyperlink>
@@ -1648,13 +1524,7 @@
         <w:r>
           <w:rPr/>
           <w:t xml:space="preserve">10. Trazabilidad</w:t>
-        </w:r>
-        <w:r>
-          <w:rPr/>
           <w:tab/>
-        </w:r>
-        <w:r>
-          <w:rPr/>
           <w:t xml:space="preserve">15</w:t>
         </w:r>
       </w:hyperlink>
@@ -1667,13 +1537,7 @@
         <w:r>
           <w:rPr/>
           <w:t xml:space="preserve">11. Referencias</w:t>
-        </w:r>
-        <w:r>
-          <w:rPr/>
           <w:tab/>
-        </w:r>
-        <w:r>
-          <w:rPr/>
           <w:t xml:space="preserve">15</w:t>
         </w:r>
       </w:hyperlink>
@@ -1701,24 +1565,14 @@
       </w:pPr>
       <w:r>
         <w:fldChar w:fldCharType="begin"/>
-      </w:r>
-      <w:r>
         <w:instrText xml:space="preserve"> TOC \h \z \c "Figura" </w:instrText>
-      </w:r>
-      <w:r>
         <w:fldChar w:fldCharType="separate"/>
       </w:r>
       <w:hyperlink w:anchor="_Fig001" w:history="1">
         <w:r>
           <w:rPr/>
           <w:t xml:space="preserve">Figura 1. Casos de uso del sistema y sus actores</w:t>
-        </w:r>
-        <w:r>
-          <w:rPr/>
           <w:tab/>
-        </w:r>
-        <w:r>
-          <w:rPr/>
           <w:t xml:space="preserve">11</w:t>
         </w:r>
       </w:hyperlink>
@@ -1731,13 +1585,7 @@
         <w:r>
           <w:rPr/>
           <w:t xml:space="preserve">Figura 2. Tratamiento de una decisión según su nivel de autonomía</w:t>
-        </w:r>
-        <w:r>
-          <w:rPr/>
           <w:tab/>
-        </w:r>
-        <w:r>
-          <w:rPr/>
           <w:t xml:space="preserve">12</w:t>
         </w:r>
       </w:hyperlink>
@@ -1750,13 +1598,7 @@
         <w:r>
           <w:rPr/>
           <w:t xml:space="preserve">Figura 3. Estados del ticket</w:t>
-        </w:r>
-        <w:r>
-          <w:rPr/>
           <w:tab/>
-        </w:r>
-        <w:r>
-          <w:rPr/>
           <w:t xml:space="preserve">13</w:t>
         </w:r>
       </w:hyperlink>
@@ -1769,13 +1611,7 @@
         <w:r>
           <w:rPr/>
           <w:t xml:space="preserve">Figura 4. Estados del cortacircuito por ámbito</w:t>
-        </w:r>
-        <w:r>
-          <w:rPr/>
           <w:tab/>
-        </w:r>
-        <w:r>
-          <w:rPr/>
           <w:t xml:space="preserve">14</w:t>
         </w:r>
       </w:hyperlink>
@@ -1803,24 +1639,14 @@
       </w:pPr>
       <w:r>
         <w:fldChar w:fldCharType="begin"/>
-      </w:r>
-      <w:r>
         <w:instrText xml:space="preserve"> TOC \h \z \c "Tabla" </w:instrText>
-      </w:r>
-      <w:r>
         <w:fldChar w:fldCharType="separate"/>
       </w:r>
       <w:hyperlink w:anchor="_Tab001" w:history="1">
         <w:r>
           <w:rPr/>
           <w:t xml:space="preserve">Tabla 1. Identificadores usados en este documento</w:t>
-        </w:r>
-        <w:r>
-          <w:rPr/>
           <w:tab/>
-        </w:r>
-        <w:r>
-          <w:rPr/>
           <w:t xml:space="preserve">5</w:t>
         </w:r>
       </w:hyperlink>
@@ -1833,13 +1659,7 @@
         <w:r>
           <w:rPr/>
           <w:t xml:space="preserve">Tabla 2. Actores del sistema</w:t>
-        </w:r>
-        <w:r>
-          <w:rPr/>
           <w:tab/>
-        </w:r>
-        <w:r>
-          <w:rPr/>
           <w:t xml:space="preserve">6</w:t>
         </w:r>
       </w:hyperlink>
@@ -1852,13 +1672,7 @@
         <w:r>
           <w:rPr/>
           <w:t xml:space="preserve">Tabla 3. Requerimientos de SOAR-COLLECT y SOAR-DETECT</w:t>
-        </w:r>
-        <w:r>
-          <w:rPr/>
           <w:tab/>
-        </w:r>
-        <w:r>
-          <w:rPr/>
           <w:t xml:space="preserve">6</w:t>
         </w:r>
       </w:hyperlink>
@@ -1871,13 +1685,7 @@
         <w:r>
           <w:rPr/>
           <w:t xml:space="preserve">Tabla 4. Requerimientos de SOAR-VALIDATE y SOAR-CLASSIFY</w:t>
-        </w:r>
-        <w:r>
-          <w:rPr/>
           <w:tab/>
-        </w:r>
-        <w:r>
-          <w:rPr/>
           <w:t xml:space="preserve">6</w:t>
         </w:r>
       </w:hyperlink>
@@ -1890,13 +1698,7 @@
         <w:r>
           <w:rPr/>
           <w:t xml:space="preserve">Tabla 5. Requerimientos de SOAR-EXECUTE y de los niveles</w:t>
-        </w:r>
-        <w:r>
-          <w:rPr/>
           <w:tab/>
-        </w:r>
-        <w:r>
-          <w:rPr/>
           <w:t xml:space="preserve">7</w:t>
         </w:r>
       </w:hyperlink>
@@ -1909,13 +1711,7 @@
         <w:r>
           <w:rPr/>
           <w:t xml:space="preserve">Tabla 6. Requerimientos de SOAR-NOTIFY y SOAR-CONSOLE</w:t>
-        </w:r>
-        <w:r>
-          <w:rPr/>
           <w:tab/>
-        </w:r>
-        <w:r>
-          <w:rPr/>
           <w:t xml:space="preserve">7</w:t>
         </w:r>
       </w:hyperlink>
@@ -1928,13 +1724,7 @@
         <w:r>
           <w:rPr/>
           <w:t xml:space="preserve">Tabla 7. Requerimientos de SOAR-AUDIT y del alta de inquilinos</w:t>
-        </w:r>
-        <w:r>
-          <w:rPr/>
           <w:tab/>
-        </w:r>
-        <w:r>
-          <w:rPr/>
           <w:t xml:space="preserve">8</w:t>
         </w:r>
       </w:hyperlink>
@@ -1947,13 +1737,7 @@
         <w:r>
           <w:rPr/>
           <w:t xml:space="preserve">Tabla 8. Requerimientos no funcionales</w:t>
-        </w:r>
-        <w:r>
-          <w:rPr/>
           <w:tab/>
-        </w:r>
-        <w:r>
-          <w:rPr/>
           <w:t xml:space="preserve">8</w:t>
         </w:r>
       </w:hyperlink>
@@ -1966,13 +1750,7 @@
         <w:r>
           <w:rPr/>
           <w:t xml:space="preserve">Tabla 9. Requerimientos legales y normativos</w:t>
-        </w:r>
-        <w:r>
-          <w:rPr/>
           <w:tab/>
-        </w:r>
-        <w:r>
-          <w:rPr/>
           <w:t xml:space="preserve">9</w:t>
         </w:r>
       </w:hyperlink>
@@ -1985,13 +1763,7 @@
         <w:r>
           <w:rPr/>
           <w:t xml:space="preserve">Tabla 10. Restricciones R1 a R4</w:t>
-        </w:r>
-        <w:r>
-          <w:rPr/>
           <w:tab/>
-        </w:r>
-        <w:r>
-          <w:rPr/>
           <w:t xml:space="preserve">10</w:t>
         </w:r>
       </w:hyperlink>
@@ -2004,13 +1776,7 @@
         <w:r>
           <w:rPr/>
           <w:t xml:space="preserve">Tabla 11. Casos de uso del sistema</w:t>
-        </w:r>
-        <w:r>
-          <w:rPr/>
           <w:tab/>
-        </w:r>
-        <w:r>
-          <w:rPr/>
           <w:t xml:space="preserve">11</w:t>
         </w:r>
       </w:hyperlink>
@@ -2023,13 +1789,7 @@
         <w:r>
           <w:rPr/>
           <w:t xml:space="preserve">Tabla 12. Motivos de rechazo existentes en el esquema</w:t>
-        </w:r>
-        <w:r>
-          <w:rPr/>
           <w:tab/>
-        </w:r>
-        <w:r>
-          <w:rPr/>
           <w:t xml:space="preserve">13</w:t>
         </w:r>
       </w:hyperlink>
@@ -2042,13 +1802,7 @@
         <w:r>
           <w:rPr/>
           <w:t xml:space="preserve">Tabla 13. Resumen de la priorización MoSCoW</w:t>
-        </w:r>
-        <w:r>
-          <w:rPr/>
           <w:tab/>
-        </w:r>
-        <w:r>
-          <w:rPr/>
           <w:t xml:space="preserve">14</w:t>
         </w:r>
       </w:hyperlink>
@@ -2061,13 +1815,7 @@
         <w:r>
           <w:rPr/>
           <w:t xml:space="preserve">Tabla 14. Trazabilidad de requerimientos a componentes y pruebas</w:t>
-        </w:r>
-        <w:r>
-          <w:rPr/>
           <w:tab/>
-        </w:r>
-        <w:r>
-          <w:rPr/>
           <w:t xml:space="preserve">15</w:t>
         </w:r>
       </w:hyperlink>
@@ -2150,27 +1898,12 @@
       <w:bookmarkStart w:id="5001" w:name="_Tab001"/>
       <w:r>
         <w:t xml:space="preserve">Tabla </w:t>
-      </w:r>
-      <w:r>
         <w:fldChar w:fldCharType="begin"/>
-      </w:r>
-      <w:r>
         <w:instrText xml:space="preserve"> SEQ Tabla \* ARABIC </w:instrText>
-      </w:r>
-      <w:r>
         <w:fldChar w:fldCharType="separate"/>
-      </w:r>
-      <w:r>
         <w:t>1</w:t>
-      </w:r>
-      <w:r>
         <w:fldChar w:fldCharType="end"/>
-      </w:r>
-      <w:r>
-        <w:t xml:space="preserve">. </w:t>
-      </w:r>
-      <w:r>
-        <w:t>Identificadores usados en este documento</w:t>
+        <w:t xml:space="preserve">. Identificadores usados en este documento</w:t>
       </w:r>
       <w:bookmarkEnd w:id="5001"/>
     </w:p>
@@ -2552,27 +2285,12 @@
       <w:bookmarkStart w:id="5002" w:name="_Tab002"/>
       <w:r>
         <w:t xml:space="preserve">Tabla </w:t>
-      </w:r>
-      <w:r>
         <w:fldChar w:fldCharType="begin"/>
-      </w:r>
-      <w:r>
         <w:instrText xml:space="preserve"> SEQ Tabla \* ARABIC </w:instrText>
-      </w:r>
-      <w:r>
         <w:fldChar w:fldCharType="separate"/>
-      </w:r>
-      <w:r>
         <w:t>2</w:t>
-      </w:r>
-      <w:r>
         <w:fldChar w:fldCharType="end"/>
-      </w:r>
-      <w:r>
-        <w:t xml:space="preserve">. </w:t>
-      </w:r>
-      <w:r>
-        <w:t>Actores del sistema</w:t>
+        <w:t xml:space="preserve">. Actores del sistema</w:t>
       </w:r>
       <w:bookmarkEnd w:id="5002"/>
     </w:p>
@@ -2887,27 +2605,12 @@
       <w:bookmarkStart w:id="5003" w:name="_Tab003"/>
       <w:r>
         <w:t xml:space="preserve">Tabla </w:t>
-      </w:r>
-      <w:r>
         <w:fldChar w:fldCharType="begin"/>
-      </w:r>
-      <w:r>
         <w:instrText xml:space="preserve"> SEQ Tabla \* ARABIC </w:instrText>
-      </w:r>
-      <w:r>
         <w:fldChar w:fldCharType="separate"/>
-      </w:r>
-      <w:r>
         <w:t>3</w:t>
-      </w:r>
-      <w:r>
         <w:fldChar w:fldCharType="end"/>
-      </w:r>
-      <w:r>
-        <w:t xml:space="preserve">. </w:t>
-      </w:r>
-      <w:r>
-        <w:t>Requerimientos de SOAR-COLLECT y SOAR-DETECT</w:t>
+        <w:t xml:space="preserve">. Requerimientos de SOAR-COLLECT y SOAR-DETECT</w:t>
       </w:r>
       <w:bookmarkEnd w:id="5003"/>
     </w:p>
@@ -3372,27 +3075,12 @@
       <w:bookmarkStart w:id="5004" w:name="_Tab004"/>
       <w:r>
         <w:t xml:space="preserve">Tabla </w:t>
-      </w:r>
-      <w:r>
         <w:fldChar w:fldCharType="begin"/>
-      </w:r>
-      <w:r>
         <w:instrText xml:space="preserve"> SEQ Tabla \* ARABIC </w:instrText>
-      </w:r>
-      <w:r>
         <w:fldChar w:fldCharType="separate"/>
-      </w:r>
-      <w:r>
         <w:t>4</w:t>
-      </w:r>
-      <w:r>
         <w:fldChar w:fldCharType="end"/>
-      </w:r>
-      <w:r>
-        <w:t xml:space="preserve">. </w:t>
-      </w:r>
-      <w:r>
-        <w:t>Requerimientos de SOAR-VALIDATE y SOAR-CLASSIFY</w:t>
+        <w:t xml:space="preserve">. Requerimientos de SOAR-VALIDATE y SOAR-CLASSIFY</w:t>
       </w:r>
       <w:bookmarkEnd w:id="5004"/>
     </w:p>
@@ -4052,27 +3740,12 @@
       <w:bookmarkStart w:id="5005" w:name="_Tab005"/>
       <w:r>
         <w:t xml:space="preserve">Tabla </w:t>
-      </w:r>
-      <w:r>
         <w:fldChar w:fldCharType="begin"/>
-      </w:r>
-      <w:r>
         <w:instrText xml:space="preserve"> SEQ Tabla \* ARABIC </w:instrText>
-      </w:r>
-      <w:r>
         <w:fldChar w:fldCharType="separate"/>
-      </w:r>
-      <w:r>
         <w:t>5</w:t>
-      </w:r>
-      <w:r>
         <w:fldChar w:fldCharType="end"/>
-      </w:r>
-      <w:r>
-        <w:t xml:space="preserve">. </w:t>
-      </w:r>
-      <w:r>
-        <w:t>Requerimientos de SOAR-EXECUTE y de los niveles</w:t>
+        <w:t xml:space="preserve">. Requerimientos de SOAR-EXECUTE y de los niveles</w:t>
       </w:r>
       <w:bookmarkEnd w:id="5005"/>
     </w:p>
@@ -4727,27 +4400,12 @@
       <w:bookmarkStart w:id="5006" w:name="_Tab006"/>
       <w:r>
         <w:t xml:space="preserve">Tabla </w:t>
-      </w:r>
-      <w:r>
         <w:fldChar w:fldCharType="begin"/>
-      </w:r>
-      <w:r>
         <w:instrText xml:space="preserve"> SEQ Tabla \* ARABIC </w:instrText>
-      </w:r>
-      <w:r>
         <w:fldChar w:fldCharType="separate"/>
-      </w:r>
-      <w:r>
         <w:t>6</w:t>
-      </w:r>
-      <w:r>
         <w:fldChar w:fldCharType="end"/>
-      </w:r>
-      <w:r>
-        <w:t xml:space="preserve">. </w:t>
-      </w:r>
-      <w:r>
-        <w:t>Requerimientos de SOAR-NOTIFY y SOAR-CONSOLE</w:t>
+        <w:t xml:space="preserve">. Requerimientos de SOAR-NOTIFY y SOAR-CONSOLE</w:t>
       </w:r>
       <w:bookmarkEnd w:id="5006"/>
     </w:p>
@@ -5591,27 +5249,12 @@
       <w:bookmarkStart w:id="5007" w:name="_Tab007"/>
       <w:r>
         <w:t xml:space="preserve">Tabla </w:t>
-      </w:r>
-      <w:r>
         <w:fldChar w:fldCharType="begin"/>
-      </w:r>
-      <w:r>
         <w:instrText xml:space="preserve"> SEQ Tabla \* ARABIC </w:instrText>
-      </w:r>
-      <w:r>
         <w:fldChar w:fldCharType="separate"/>
-      </w:r>
-      <w:r>
         <w:t>7</w:t>
-      </w:r>
-      <w:r>
         <w:fldChar w:fldCharType="end"/>
-      </w:r>
-      <w:r>
-        <w:t xml:space="preserve">. </w:t>
-      </w:r>
-      <w:r>
-        <w:t>Requerimientos de SOAR-AUDIT y del alta de inquilinos</w:t>
+        <w:t xml:space="preserve">. Requerimientos de SOAR-AUDIT y del alta de inquilinos</w:t>
       </w:r>
       <w:bookmarkEnd w:id="5007"/>
     </w:p>
@@ -6018,27 +5661,12 @@
       <w:bookmarkStart w:id="5008" w:name="_Tab008"/>
       <w:r>
         <w:t xml:space="preserve">Tabla </w:t>
-      </w:r>
-      <w:r>
         <w:fldChar w:fldCharType="begin"/>
-      </w:r>
-      <w:r>
         <w:instrText xml:space="preserve"> SEQ Tabla \* ARABIC </w:instrText>
-      </w:r>
-      <w:r>
         <w:fldChar w:fldCharType="separate"/>
-      </w:r>
-      <w:r>
         <w:t>8</w:t>
-      </w:r>
-      <w:r>
         <w:fldChar w:fldCharType="end"/>
-      </w:r>
-      <w:r>
-        <w:t xml:space="preserve">. </w:t>
-      </w:r>
-      <w:r>
-        <w:t>Requerimientos no funcionales</w:t>
+        <w:t xml:space="preserve">. Requerimientos no funcionales</w:t>
       </w:r>
       <w:bookmarkEnd w:id="5008"/>
     </w:p>
@@ -7181,27 +6809,12 @@
       <w:bookmarkStart w:id="5009" w:name="_Tab009"/>
       <w:r>
         <w:t xml:space="preserve">Tabla </w:t>
-      </w:r>
-      <w:r>
         <w:fldChar w:fldCharType="begin"/>
-      </w:r>
-      <w:r>
         <w:instrText xml:space="preserve"> SEQ Tabla \* ARABIC </w:instrText>
-      </w:r>
-      <w:r>
         <w:fldChar w:fldCharType="separate"/>
-      </w:r>
-      <w:r>
         <w:t>9</w:t>
-      </w:r>
-      <w:r>
         <w:fldChar w:fldCharType="end"/>
-      </w:r>
-      <w:r>
-        <w:t xml:space="preserve">. </w:t>
-      </w:r>
-      <w:r>
-        <w:t>Requerimientos legales y normativos</w:t>
+        <w:t xml:space="preserve">. Requerimientos legales y normativos</w:t>
       </w:r>
       <w:bookmarkEnd w:id="5009"/>
     </w:p>
@@ -8116,27 +7729,12 @@
       <w:bookmarkStart w:id="5010" w:name="_Tab010"/>
       <w:r>
         <w:t xml:space="preserve">Tabla </w:t>
-      </w:r>
-      <w:r>
         <w:fldChar w:fldCharType="begin"/>
-      </w:r>
-      <w:r>
         <w:instrText xml:space="preserve"> SEQ Tabla \* ARABIC </w:instrText>
-      </w:r>
-      <w:r>
         <w:fldChar w:fldCharType="separate"/>
-      </w:r>
-      <w:r>
         <w:t>10</w:t>
-      </w:r>
-      <w:r>
         <w:fldChar w:fldCharType="end"/>
-      </w:r>
-      <w:r>
-        <w:t xml:space="preserve">. </w:t>
-      </w:r>
-      <w:r>
-        <w:t>Restricciones R1 a R4</w:t>
+        <w:t xml:space="preserve">. Restricciones R1 a R4</w:t>
       </w:r>
       <w:bookmarkEnd w:id="5010"/>
     </w:p>
@@ -8722,27 +8320,12 @@
       <w:bookmarkStart w:id="3001" w:name="_Fig001"/>
       <w:r>
         <w:t xml:space="preserve">Figura </w:t>
-      </w:r>
-      <w:r>
         <w:fldChar w:fldCharType="begin"/>
-      </w:r>
-      <w:r>
         <w:instrText xml:space="preserve"> SEQ Figura \* ARABIC </w:instrText>
-      </w:r>
-      <w:r>
         <w:fldChar w:fldCharType="separate"/>
-      </w:r>
-      <w:r>
         <w:t>1</w:t>
-      </w:r>
-      <w:r>
         <w:fldChar w:fldCharType="end"/>
-      </w:r>
-      <w:r>
-        <w:t xml:space="preserve">. </w:t>
-      </w:r>
-      <w:r>
-        <w:t>Casos de uso del sistema y sus actores</w:t>
+        <w:t xml:space="preserve">. Casos de uso del sistema y sus actores</w:t>
       </w:r>
       <w:bookmarkEnd w:id="3001"/>
     </w:p>
@@ -8755,27 +8338,12 @@
       <w:bookmarkStart w:id="5011" w:name="_Tab011"/>
       <w:r>
         <w:t xml:space="preserve">Tabla </w:t>
-      </w:r>
-      <w:r>
         <w:fldChar w:fldCharType="begin"/>
-      </w:r>
-      <w:r>
         <w:instrText xml:space="preserve"> SEQ Tabla \* ARABIC </w:instrText>
-      </w:r>
-      <w:r>
         <w:fldChar w:fldCharType="separate"/>
-      </w:r>
-      <w:r>
         <w:t>11</w:t>
-      </w:r>
-      <w:r>
         <w:fldChar w:fldCharType="end"/>
-      </w:r>
-      <w:r>
-        <w:t xml:space="preserve">. </w:t>
-      </w:r>
-      <w:r>
-        <w:t>Casos de uso del sistema</w:t>
+        <w:t xml:space="preserve">. Casos de uso del sistema</w:t>
       </w:r>
       <w:bookmarkEnd w:id="5011"/>
     </w:p>
@@ -9590,27 +9158,12 @@
       <w:bookmarkStart w:id="3002" w:name="_Fig002"/>
       <w:r>
         <w:t xml:space="preserve">Figura </w:t>
-      </w:r>
-      <w:r>
         <w:fldChar w:fldCharType="begin"/>
-      </w:r>
-      <w:r>
         <w:instrText xml:space="preserve"> SEQ Figura \* ARABIC </w:instrText>
-      </w:r>
-      <w:r>
         <w:fldChar w:fldCharType="separate"/>
-      </w:r>
-      <w:r>
         <w:t>2</w:t>
-      </w:r>
-      <w:r>
         <w:fldChar w:fldCharType="end"/>
-      </w:r>
-      <w:r>
-        <w:t xml:space="preserve">. </w:t>
-      </w:r>
-      <w:r>
-        <w:t>Tratamiento de una decisión según su nivel de autonomía</w:t>
+        <w:t xml:space="preserve">. Tratamiento de una decisión según su nivel de autonomía</w:t>
       </w:r>
       <w:bookmarkEnd w:id="3002"/>
     </w:p>
@@ -9664,7 +9217,7 @@
     </w:p>
     <w:p>
       <w:r>
-        <w:t xml:space="preserve">El esquema de SOAR-AUDIT admite seis estados en </w:t>
+        <w:t xml:space="preserve">El esquema de SOAR-AUDIT admite siete estados en </w:t>
       </w:r>
       <w:r>
         <w:rPr>
@@ -9684,6 +9237,17 @@
           <w:shd w:val="clear" w:color="auto" w:fill="F2F2F2"/>
         </w:rPr>
         <w:t>PENDING</w:t>
+      </w:r>
+      <w:r>
+        <w:t xml:space="preserve">, </w:t>
+      </w:r>
+      <w:r>
+        <w:rPr>
+          <w:rFonts w:ascii="Consolas" w:hAnsi="Consolas"/>
+          <w:sz w:val="19"/>
+          <w:shd w:val="clear" w:color="auto" w:fill="F2F2F2"/>
+        </w:rPr>
+        <w:t>AWAITING_APPROVAL</w:t>
       </w:r>
       <w:r>
         <w:t xml:space="preserve">, </w:t>
@@ -9750,7 +9314,7 @@
         <w:t>✅</w:t>
       </w:r>
       <w:r>
-        <w:t>. El diagrama muestra las transiciones previstas.</w:t>
+        <w:t xml:space="preserve">. AWAITING_APPROVAL es el estado nuevo del nivel 3 (D-38). El diagrama muestra las transiciones previstas.</w:t>
       </w:r>
     </w:p>
     <w:p>
@@ -9762,7 +9326,7 @@
       <w:r>
         <w:drawing>
           <wp:inline xmlns:a="http://schemas.openxmlformats.org/drawingml/2006/main" xmlns:pic="http://schemas.openxmlformats.org/drawingml/2006/picture">
-            <wp:extent cx="5400000" cy="1935370"/>
+            <wp:extent cx="5400000" cy="1796000"/>
             <wp:docPr id="3" name="Picture 3"/>
             <wp:cNvGraphicFramePr>
               <a:graphicFrameLocks noChangeAspect="1"/>
@@ -9783,7 +9347,7 @@
                   <pic:spPr>
                     <a:xfrm>
                       <a:off x="0" y="0"/>
-                      <a:ext cx="5400000" cy="1935370"/>
+                      <a:ext cx="5400000" cy="1796000"/>
                     </a:xfrm>
                     <a:prstGeom prst="rect"/>
                   </pic:spPr>
@@ -9802,27 +9366,12 @@
       <w:bookmarkStart w:id="3003" w:name="_Fig003"/>
       <w:r>
         <w:t xml:space="preserve">Figura </w:t>
-      </w:r>
-      <w:r>
         <w:fldChar w:fldCharType="begin"/>
-      </w:r>
-      <w:r>
         <w:instrText xml:space="preserve"> SEQ Figura \* ARABIC </w:instrText>
-      </w:r>
-      <w:r>
         <w:fldChar w:fldCharType="separate"/>
-      </w:r>
-      <w:r>
         <w:t>3</w:t>
-      </w:r>
-      <w:r>
         <w:fldChar w:fldCharType="end"/>
-      </w:r>
-      <w:r>
-        <w:t xml:space="preserve">. </w:t>
-      </w:r>
-      <w:r>
-        <w:t>Estados del ticket</w:t>
+        <w:t xml:space="preserve">. Estados del ticket</w:t>
       </w:r>
       <w:bookmarkEnd w:id="3003"/>
     </w:p>
@@ -9835,13 +9384,97 @@
           <w:b/>
           <w:sz w:val="20"/>
         </w:rPr>
-        <w:t>Vacíos del modelo de estados.</w:t>
+        <w:t>Cómo se resuelven los vacíos del modelo de estados (D-38).</w:t>
       </w:r>
       <w:r>
         <w:rPr>
           <w:sz w:val="20"/>
         </w:rPr>
-        <w:t xml:space="preserve"> El esquema no tiene un estado propio para «esperando aprobación de nivel 3» ni para «revertido». Tampoco define si un ticket </w:t>
+        <w:t xml:space="preserve"> El nivel 3 que VALIDATE aprueba espera en </w:t>
+      </w:r>
+      <w:r>
+        <w:rPr>
+          <w:rFonts w:ascii="Consolas" w:hAnsi="Consolas"/>
+          <w:sz w:val="17"/>
+          <w:shd w:val="clear" w:color="auto" w:fill="F2F2F2"/>
+        </w:rPr>
+        <w:t>AWAITING_APPROVAL</w:t>
+      </w:r>
+      <w:r>
+        <w:rPr>
+          <w:sz w:val="20"/>
+        </w:rPr>
+        <w:t xml:space="preserve">, con un temporizador de 2 días (D-32); SOAR-EXECUTE sólo toma tickets </w:t>
+      </w:r>
+      <w:r>
+        <w:rPr>
+          <w:rFonts w:ascii="Consolas" w:hAnsi="Consolas"/>
+          <w:sz w:val="17"/>
+          <w:shd w:val="clear" w:color="auto" w:fill="F2F2F2"/>
+        </w:rPr>
+        <w:t>PENDING</w:t>
+      </w:r>
+      <w:r>
+        <w:rPr>
+          <w:sz w:val="20"/>
+        </w:rPr>
+        <w:t xml:space="preserve">, así que no ejecuta nada sin aprobación. Si un integrante aprueba (Telegram o consola), el ticket pasa a </w:t>
+      </w:r>
+      <w:r>
+        <w:rPr>
+          <w:rFonts w:ascii="Consolas" w:hAnsi="Consolas"/>
+          <w:sz w:val="17"/>
+          <w:shd w:val="clear" w:color="auto" w:fill="F2F2F2"/>
+        </w:rPr>
+        <w:t>PENDING</w:t>
+      </w:r>
+      <w:r>
+        <w:rPr>
+          <w:sz w:val="20"/>
+        </w:rPr>
+        <w:t xml:space="preserve">; si rechaza, con motivo obligatorio, pasa a </w:t>
+      </w:r>
+      <w:r>
+        <w:rPr>
+          <w:rFonts w:ascii="Consolas" w:hAnsi="Consolas"/>
+          <w:sz w:val="17"/>
+          <w:shd w:val="clear" w:color="auto" w:fill="F2F2F2"/>
+        </w:rPr>
+        <w:t>REJECTED</w:t>
+      </w:r>
+      <w:r>
+        <w:rPr>
+          <w:sz w:val="20"/>
+        </w:rPr>
+        <w:t xml:space="preserve">; si el plazo vence, pasa a </w:t>
+      </w:r>
+      <w:r>
+        <w:rPr>
+          <w:rFonts w:ascii="Consolas" w:hAnsi="Consolas"/>
+          <w:sz w:val="17"/>
+          <w:shd w:val="clear" w:color="auto" w:fill="F2F2F2"/>
+        </w:rPr>
+        <w:t>MANUAL_TRIAGE</w:t>
+      </w:r>
+      <w:r>
+        <w:rPr>
+          <w:sz w:val="20"/>
+        </w:rPr>
+        <w:t xml:space="preserve"> con el motivo </w:t>
+      </w:r>
+      <w:r>
+        <w:rPr>
+          <w:rFonts w:ascii="Consolas" w:hAnsi="Consolas"/>
+          <w:sz w:val="17"/>
+          <w:shd w:val="clear" w:color="auto" w:fill="F2F2F2"/>
+        </w:rPr>
+        <w:t>APROBACION_VENCIDA</w:t>
+      </w:r>
+      <w:r>
+        <w:rPr>
+          <w:sz w:val="20"/>
+        </w:rPr>
+        <w:t xml:space="preserve"> (D-34), sin ejecutar. Si la orden a Wazuh falla, el ticket queda en </w:t>
       </w:r>
       <w:r>
         <w:rPr>
@@ -9855,16 +9488,41 @@
         <w:rPr>
           <w:sz w:val="20"/>
         </w:rPr>
-        <w:t xml:space="preserve"> vuelve a revisión. </w:t>
+        <w:t xml:space="preserve">, se avisa al equipo y no se reintenta solo: una persona decide. La reversión no cambia el estado: el ticket sigue en </w:t>
       </w:r>
       <w:r>
         <w:rPr>
-          <w:b/>
-          <w:color w:val="7A4A00"/>
+          <w:rFonts w:ascii="Consolas" w:hAnsi="Consolas"/>
+          <w:sz w:val="17"/>
+          <w:shd w:val="clear" w:color="auto" w:fill="F2F2F2"/>
+        </w:rPr>
+        <w:t>SUCCESS</w:t>
+      </w:r>
+      <w:r>
+        <w:rPr>
           <w:sz w:val="20"/>
-          <w:highlight w:val="yellow"/>
         </w:rPr>
-        <w:t>[POR CONFIRMAR: estado del ticket mientras espera la aprobación de nivel 3, uso de REJECTED y registro de la reversión — preguntar a Rodrigo]</w:t>
+        <w:t xml:space="preserve"> y la reversión queda como eventos </w:t>
+      </w:r>
+      <w:r>
+        <w:rPr>
+          <w:rFonts w:ascii="Consolas" w:hAnsi="Consolas"/>
+          <w:sz w:val="17"/>
+          <w:shd w:val="clear" w:color="auto" w:fill="F2F2F2"/>
+        </w:rPr>
+        <w:t>REVERSION_*</w:t>
+      </w:r>
+      <w:r>
+        <w:rPr>
+          <w:sz w:val="20"/>
+        </w:rPr>
+        <w:t xml:space="preserve"> en la bitácora y en la tabla de temporizadores. </w:t>
+      </w:r>
+      <w:r>
+        <w:rPr>
+          <w:rFonts w:ascii="Segoe UI Emoji" w:hAnsi="Segoe UI Emoji"/>
+        </w:rPr>
+        <w:t>✅</w:t>
       </w:r>
     </w:p>
     <w:p>
@@ -9876,27 +9534,12 @@
       <w:bookmarkStart w:id="5012" w:name="_Tab012"/>
       <w:r>
         <w:t xml:space="preserve">Tabla </w:t>
-      </w:r>
-      <w:r>
         <w:fldChar w:fldCharType="begin"/>
-      </w:r>
-      <w:r>
         <w:instrText xml:space="preserve"> SEQ Tabla \* ARABIC </w:instrText>
-      </w:r>
-      <w:r>
         <w:fldChar w:fldCharType="separate"/>
-      </w:r>
-      <w:r>
         <w:t>12</w:t>
-      </w:r>
-      <w:r>
         <w:fldChar w:fldCharType="end"/>
-      </w:r>
-      <w:r>
-        <w:t xml:space="preserve">. </w:t>
-      </w:r>
-      <w:r>
-        <w:t>Motivos de rechazo existentes en el esquema</w:t>
+        <w:t xml:space="preserve">. Motivos de rechazo existentes en el esquema</w:t>
       </w:r>
       <w:bookmarkEnd w:id="5012"/>
     </w:p>
@@ -10544,6 +10187,122 @@
           </w:p>
         </w:tc>
       </w:tr>
+      <w:tr>
+        <w:trPr>
+          <w:cantSplit/>
+        </w:trPr>
+        <w:tc>
+          <w:tcPr>
+            <w:tcW w:type="dxa" w:w="3888"/>
+            <w:vAlign w:val="top"/>
+          </w:tcPr>
+          <w:p>
+            <w:pPr>
+              <w:pStyle w:val="Textodetabla"/>
+            </w:pPr>
+            <w:r>
+              <w:rPr>
+                <w:rFonts w:ascii="Consolas" w:hAnsi="Consolas"/>
+                <w:sz w:val="16"/>
+                <w:shd w:val="clear" w:color="auto" w:fill="F2F2F2"/>
+              </w:rPr>
+              <w:t>FAMILIA_NO_COINCIDE</w:t>
+            </w:r>
+          </w:p>
+        </w:tc>
+        <w:tc>
+          <w:tcPr>
+            <w:tcW w:type="dxa" w:w="1630"/>
+            <w:vAlign w:val="top"/>
+          </w:tcPr>
+          <w:p>
+            <w:pPr>
+              <w:pStyle w:val="Textodetabla"/>
+            </w:pPr>
+            <w:r>
+              <w:rPr>
+                <w:sz w:val="19"/>
+              </w:rPr>
+              <w:t>Chequeos</w:t>
+            </w:r>
+          </w:p>
+        </w:tc>
+        <w:tc>
+          <w:tcPr>
+            <w:tcW w:type="dxa" w:w="3888"/>
+            <w:vAlign w:val="top"/>
+          </w:tcPr>
+          <w:p>
+            <w:pPr>
+              <w:pStyle w:val="Textodetabla"/>
+            </w:pPr>
+            <w:r>
+              <w:rPr>
+                <w:sz w:val="19"/>
+              </w:rPr>
+              <w:t>2. La familia del modelo no coincide con la de la regla de sobre</w:t>
+            </w:r>
+          </w:p>
+        </w:tc>
+      </w:tr>
+      <w:tr>
+        <w:trPr>
+          <w:cantSplit/>
+        </w:trPr>
+        <w:tc>
+          <w:tcPr>
+            <w:tcW w:type="dxa" w:w="3888"/>
+            <w:vAlign w:val="top"/>
+          </w:tcPr>
+          <w:p>
+            <w:pPr>
+              <w:pStyle w:val="Textodetabla"/>
+            </w:pPr>
+            <w:r>
+              <w:rPr>
+                <w:rFonts w:ascii="Consolas" w:hAnsi="Consolas"/>
+                <w:sz w:val="16"/>
+                <w:shd w:val="clear" w:color="auto" w:fill="F2F2F2"/>
+              </w:rPr>
+              <w:t>APROBACION_VENCIDA</w:t>
+            </w:r>
+          </w:p>
+        </w:tc>
+        <w:tc>
+          <w:tcPr>
+            <w:tcW w:type="dxa" w:w="1630"/>
+            <w:vAlign w:val="top"/>
+          </w:tcPr>
+          <w:p>
+            <w:pPr>
+              <w:pStyle w:val="Textodetabla"/>
+            </w:pPr>
+            <w:r>
+              <w:rPr>
+                <w:sz w:val="19"/>
+              </w:rPr>
+              <w:t>Aprobación</w:t>
+            </w:r>
+          </w:p>
+        </w:tc>
+        <w:tc>
+          <w:tcPr>
+            <w:tcW w:type="dxa" w:w="3888"/>
+            <w:vAlign w:val="top"/>
+          </w:tcPr>
+          <w:p>
+            <w:pPr>
+              <w:pStyle w:val="Textodetabla"/>
+            </w:pPr>
+            <w:r>
+              <w:rPr>
+                <w:sz w:val="19"/>
+              </w:rPr>
+              <w:t>El nivel 3 no tuvo respuesta en 2 días (D-34); no se ejecuta</w:t>
+            </w:r>
+          </w:p>
+        </w:tc>
+      </w:tr>
     </w:tbl>
     <w:p>
       <w:pPr>
@@ -10552,7 +10311,18 @@
     </w:p>
     <w:p>
       <w:r>
-        <w:t xml:space="preserve">Si se acepta D-34, falta un décimo motivo para la aprobación vencida del nivel 3. Por ejemplo, </w:t>
+        <w:t xml:space="preserve">Con D-34 aceptada, el esquema suma dos motivos a los nueve originales: </w:t>
+      </w:r>
+      <w:r>
+        <w:rPr>
+          <w:rFonts w:ascii="Consolas" w:hAnsi="Consolas"/>
+          <w:sz w:val="19"/>
+          <w:shd w:val="clear" w:color="auto" w:fill="F2F2F2"/>
+        </w:rPr>
+        <w:t>FAMILIA_NO_COINCIDE</w:t>
+      </w:r>
+      <w:r>
+        <w:t xml:space="preserve"> (la familia del modelo debe coincidir con la de la regla de sobre) y </w:t>
       </w:r>
       <w:r>
         <w:rPr>
@@ -10563,13 +10333,13 @@
         <w:t>APROBACION_VENCIDA</w:t>
       </w:r>
       <w:r>
-        <w:t xml:space="preserve">. </w:t>
+        <w:t xml:space="preserve"> (nivel 3 sin respuesta en 2 días). Ambos están en el esquema desde la migración del 15-10-2026. </w:t>
       </w:r>
       <w:r>
         <w:rPr>
           <w:rFonts w:ascii="Segoe UI Emoji" w:hAnsi="Segoe UI Emoji"/>
         </w:rPr>
-        <w:t>⏳</w:t>
+        <w:t>✅</w:t>
       </w:r>
     </w:p>
     <w:p>
@@ -10631,27 +10401,12 @@
       <w:bookmarkStart w:id="3004" w:name="_Fig004"/>
       <w:r>
         <w:t xml:space="preserve">Figura </w:t>
-      </w:r>
-      <w:r>
         <w:fldChar w:fldCharType="begin"/>
-      </w:r>
-      <w:r>
         <w:instrText xml:space="preserve"> SEQ Figura \* ARABIC </w:instrText>
-      </w:r>
-      <w:r>
         <w:fldChar w:fldCharType="separate"/>
-      </w:r>
-      <w:r>
         <w:t>4</w:t>
-      </w:r>
-      <w:r>
         <w:fldChar w:fldCharType="end"/>
-      </w:r>
-      <w:r>
-        <w:t xml:space="preserve">. </w:t>
-      </w:r>
-      <w:r>
-        <w:t>Estados del cortacircuito por ámbito</w:t>
+        <w:t xml:space="preserve">. Estados del cortacircuito por ámbito</w:t>
       </w:r>
       <w:bookmarkEnd w:id="3004"/>
     </w:p>
@@ -10707,27 +10462,12 @@
       <w:bookmarkStart w:id="5013" w:name="_Tab013"/>
       <w:r>
         <w:t xml:space="preserve">Tabla </w:t>
-      </w:r>
-      <w:r>
         <w:fldChar w:fldCharType="begin"/>
-      </w:r>
-      <w:r>
         <w:instrText xml:space="preserve"> SEQ Tabla \* ARABIC </w:instrText>
-      </w:r>
-      <w:r>
         <w:fldChar w:fldCharType="separate"/>
-      </w:r>
-      <w:r>
         <w:t>13</w:t>
-      </w:r>
-      <w:r>
         <w:fldChar w:fldCharType="end"/>
-      </w:r>
-      <w:r>
-        <w:t xml:space="preserve">. </w:t>
-      </w:r>
-      <w:r>
-        <w:t>Resumen de la priorización MoSCoW</w:t>
+        <w:t xml:space="preserve">. Resumen de la priorización MoSCoW</w:t>
       </w:r>
       <w:bookmarkEnd w:id="5013"/>
     </w:p>
@@ -11107,27 +10847,12 @@
       <w:bookmarkStart w:id="5014" w:name="_Tab014"/>
       <w:r>
         <w:t xml:space="preserve">Tabla </w:t>
-      </w:r>
-      <w:r>
         <w:fldChar w:fldCharType="begin"/>
-      </w:r>
-      <w:r>
         <w:instrText xml:space="preserve"> SEQ Tabla \* ARABIC </w:instrText>
-      </w:r>
-      <w:r>
         <w:fldChar w:fldCharType="separate"/>
-      </w:r>
-      <w:r>
         <w:t>14</w:t>
-      </w:r>
-      <w:r>
         <w:fldChar w:fldCharType="end"/>
-      </w:r>
-      <w:r>
-        <w:t xml:space="preserve">. </w:t>
-      </w:r>
-      <w:r>
-        <w:t>Trazabilidad de requerimientos a componentes y pruebas</w:t>
+        <w:t xml:space="preserve">. Trazabilidad de requerimientos a componentes y pruebas</w:t>
       </w:r>
       <w:bookmarkEnd w:id="5014"/>
     </w:p>

--- a/docs/entregables/02_requerimientos.docx
+++ b/docs/entregables/02_requerimientos.docx
@@ -9326,7 +9326,7 @@
       <w:r>
         <w:drawing>
           <wp:inline xmlns:a="http://schemas.openxmlformats.org/drawingml/2006/main" xmlns:pic="http://schemas.openxmlformats.org/drawingml/2006/picture">
-            <wp:extent cx="5400000" cy="1796000"/>
+            <wp:extent cx="5400000" cy="2345455"/>
             <wp:docPr id="3" name="Picture 3"/>
             <wp:cNvGraphicFramePr>
               <a:graphicFrameLocks noChangeAspect="1"/>
@@ -9347,7 +9347,7 @@
                   <pic:spPr>
                     <a:xfrm>
                       <a:off x="0" y="0"/>
-                      <a:ext cx="5400000" cy="1796000"/>
+                      <a:ext cx="5400000" cy="2345455"/>
                     </a:xfrm>
                     <a:prstGeom prst="rect"/>
                   </pic:spPr>
@@ -9516,7 +9516,35 @@
         <w:rPr>
           <w:sz w:val="20"/>
         </w:rPr>
-        <w:t xml:space="preserve"> en la bitácora y en la tabla de temporizadores. </w:t>
+        <w:t xml:space="preserve"> en la bitácora y en la tabla de temporizadores. Si VALIDATE crea el ticket pero no registra la decisión (falla entre los dos pasos), a los 10 minutos SOAR-EXECUTE lo pasa a </w:t>
+      </w:r>
+      <w:r>
+        <w:rPr>
+          <w:rFonts w:ascii="Consolas" w:hAnsi="Consolas"/>
+          <w:sz w:val="17"/>
+          <w:shd w:val="clear" w:color="auto" w:fill="F2F2F2"/>
+        </w:rPr>
+        <w:t>MANUAL_TRIAGE</w:t>
+      </w:r>
+      <w:r>
+        <w:rPr>
+          <w:sz w:val="20"/>
+        </w:rPr>
+        <w:t xml:space="preserve"> con </w:t>
+      </w:r>
+      <w:r>
+        <w:rPr>
+          <w:rFonts w:ascii="Consolas" w:hAnsi="Consolas"/>
+          <w:sz w:val="17"/>
+          <w:shd w:val="clear" w:color="auto" w:fill="F2F2F2"/>
+        </w:rPr>
+        <w:t>DECISION_NO_REGISTRADA</w:t>
+      </w:r>
+      <w:r>
+        <w:rPr>
+          <w:sz w:val="20"/>
+        </w:rPr>
+        <w:t xml:space="preserve"> y se avisa; nunca se reclasifica, para no actuar tarde sobre una alerta vieja. </w:t>
       </w:r>
       <w:r>
         <w:rPr>
@@ -10303,6 +10331,64 @@
           </w:p>
         </w:tc>
       </w:tr>
+      <w:tr>
+        <w:trPr>
+          <w:cantSplit/>
+        </w:trPr>
+        <w:tc>
+          <w:tcPr>
+            <w:tcW w:type="dxa" w:w="3888"/>
+            <w:vAlign w:val="top"/>
+          </w:tcPr>
+          <w:p>
+            <w:pPr>
+              <w:pStyle w:val="Textodetabla"/>
+            </w:pPr>
+            <w:r>
+              <w:rPr>
+                <w:rFonts w:ascii="Consolas" w:hAnsi="Consolas"/>
+                <w:sz w:val="16"/>
+                <w:shd w:val="clear" w:color="auto" w:fill="F2F2F2"/>
+              </w:rPr>
+              <w:t>DECISION_NO_REGISTRADA</w:t>
+            </w:r>
+          </w:p>
+        </w:tc>
+        <w:tc>
+          <w:tcPr>
+            <w:tcW w:type="dxa" w:w="1630"/>
+            <w:vAlign w:val="top"/>
+          </w:tcPr>
+          <w:p>
+            <w:pPr>
+              <w:pStyle w:val="Textodetabla"/>
+            </w:pPr>
+            <w:r>
+              <w:rPr>
+                <w:sz w:val="19"/>
+              </w:rPr>
+              <w:t>Recuperador (EXECUTE)</w:t>
+            </w:r>
+          </w:p>
+        </w:tc>
+        <w:tc>
+          <w:tcPr>
+            <w:tcW w:type="dxa" w:w="3888"/>
+            <w:vAlign w:val="top"/>
+          </w:tcPr>
+          <w:p>
+            <w:pPr>
+              <w:pStyle w:val="Textodetabla"/>
+            </w:pPr>
+            <w:r>
+              <w:rPr>
+                <w:sz w:val="19"/>
+              </w:rPr>
+              <w:t>VALIDATE no registró la decisión 10 minutos después de crear el ticket; pasa a revisión manual con aviso</w:t>
+            </w:r>
+          </w:p>
+        </w:tc>
+      </w:tr>
     </w:tbl>
     <w:p>
       <w:pPr>
@@ -10311,7 +10397,7 @@
     </w:p>
     <w:p>
       <w:r>
-        <w:t xml:space="preserve">Con D-34 aceptada, el esquema suma dos motivos a los nueve originales: </w:t>
+        <w:t xml:space="preserve">El esquema suma tres motivos a los nueve originales: </w:t>
       </w:r>
       <w:r>
         <w:rPr>
@@ -10322,7 +10408,7 @@
         <w:t>FAMILIA_NO_COINCIDE</w:t>
       </w:r>
       <w:r>
-        <w:t xml:space="preserve"> (la familia del modelo debe coincidir con la de la regla de sobre) y </w:t>
+        <w:t xml:space="preserve"> (la familia del modelo debe coincidir con la de la regla de sobre), </w:t>
       </w:r>
       <w:r>
         <w:rPr>
@@ -10333,7 +10419,18 @@
         <w:t>APROBACION_VENCIDA</w:t>
       </w:r>
       <w:r>
-        <w:t xml:space="preserve"> (nivel 3 sin respuesta en 2 días). Ambos están en el esquema desde la migración del 15-10-2026. </w:t>
+        <w:t xml:space="preserve"> (nivel 3 sin respuesta en 2 días, D-34) y </w:t>
+      </w:r>
+      <w:r>
+        <w:rPr>
+          <w:rFonts w:ascii="Consolas" w:hAnsi="Consolas"/>
+          <w:sz w:val="19"/>
+          <w:shd w:val="clear" w:color="auto" w:fill="F2F2F2"/>
+        </w:rPr>
+        <w:t>DECISION_NO_REGISTRADA</w:t>
+      </w:r>
+      <w:r>
+        <w:t xml:space="preserve"> (ticket huérfano: VALIDATE no registró la decisión 10 minutos después de crear el ticket). Los dos primeros están en el esquema desde la migración del 15-10-2026, y el tercero desde la del 21-10-2026. </w:t>
       </w:r>
       <w:r>
         <w:rPr>
@@ -10361,7 +10458,7 @@
       <w:r>
         <w:drawing>
           <wp:inline xmlns:a="http://schemas.openxmlformats.org/drawingml/2006/main" xmlns:pic="http://schemas.openxmlformats.org/drawingml/2006/picture">
-            <wp:extent cx="3960000" cy="3603600"/>
+            <wp:extent cx="3960000" cy="3815862"/>
             <wp:docPr id="4" name="Picture 4"/>
             <wp:cNvGraphicFramePr>
               <a:graphicFrameLocks noChangeAspect="1"/>
@@ -10382,7 +10479,7 @@
                   <pic:spPr>
                     <a:xfrm>
                       <a:off x="0" y="0"/>
-                      <a:ext cx="3960000" cy="3603600"/>
+                      <a:ext cx="3960000" cy="3815862"/>
                     </a:xfrm>
                     <a:prstGeom prst="rect"/>
                   </pic:spPr>
@@ -10435,12 +10532,13 @@
         <w:t xml:space="preserve">. </w:t>
       </w:r>
       <w:r>
+        <w:t xml:space="preserve">Hoy existe un solo ámbito, el del inquilino: el cortacircuito detiene toda acción automática de una farmacia. Se abre solo, cuando llegan 30 alertas en 10 minutos (incluidas las agrupadas), y sólo una persona lo cierra, desde la consola. La tabla admite otros ámbitos (por equipo o global), pero no se usan. </w:t>
+      </w:r>
+      <w:r>
         <w:rPr>
-          <w:b/>
-          <w:color w:val="7A4A00"/>
-          <w:highlight w:val="yellow"/>
+          <w:rFonts w:ascii="Segoe UI Emoji" w:hAnsi="Segoe UI Emoji"/>
         </w:rPr>
-        <w:t>[POR CONFIRMAR: qué ámbitos existen (por inquilino, por equipo o global) — preguntar a Patricio]</w:t>
+        <w:t>✅</w:t>
       </w:r>
     </w:p>
     <w:p>
